--- a/entrega-1-martinez-quimey/Reto.docx
+++ b/entrega-1-martinez-quimey/Reto.docx
@@ -331,7 +331,7 @@
           <w:sz w:val="24"/>
           <w:shd w:fill="auto" w:val="clear"/>
         </w:rPr>
-        <w:t xml:space="preserve">Aunque el equipo se centro en desarrollar a las 6 protagonistas de la franquicia tenian planeado que el juego en su version final tenga 17 personajes, ademas tambien planeaban un multijugador local y online ademas de n moo historia.</w:t>
+        <w:t xml:space="preserve">Aunque el equipo se centro en desarrollar a las 6 protagonistas de la franquicia tenian planeado que el juego en su version final tenga 17 personajes, ademas tambien planeaban un multijugador local y online ademas de un modo historia.</w:t>
       </w:r>
     </w:p>
     <w:p>
